--- a/4 курс/Базы данных/Темы курсовой работы.docx
+++ b/4 курс/Базы данных/Темы курсовой работы.docx
@@ -6,6 +6,406 @@
       <w:pPr>
         <w:suppressAutoHyphens w:val="0"/>
         <w:ind w:firstLine="540"/>
+        <w:rPr>
+          <w:b/>
+          <w:iCs/>
+          <w:lang w:eastAsia="ru-RU"/>
+        </w:rPr>
+      </w:pPr>
+      <w:r>
+        <w:rPr>
+          <w:b/>
+          <w:iCs/>
+          <w:lang w:eastAsia="ru-RU"/>
+        </w:rPr>
+        <w:t>4. Методические рекомендации по написанию курсовой работы</w:t>
+      </w:r>
+    </w:p>
+    <w:p>
+      <w:pPr>
+        <w:suppressAutoHyphens w:val="0"/>
+        <w:ind w:firstLine="540"/>
+        <w:rPr>
+          <w:iCs/>
+          <w:lang w:eastAsia="ru-RU"/>
+        </w:rPr>
+      </w:pPr>
+      <w:r>
+        <w:rPr>
+          <w:iCs/>
+          <w:lang w:eastAsia="ru-RU"/>
+        </w:rPr>
+        <w:tab/>
+        <w:t>В рамках курсовой работы разрабатывается база данных  в среде СУБД MS Access.. В состав курсовой работы входят:</w:t>
+      </w:r>
+    </w:p>
+    <w:p>
+      <w:pPr>
+        <w:numPr>
+          <w:ilvl w:val="0"/>
+          <w:numId w:val="7"/>
+        </w:numPr>
+        <w:suppressAutoHyphens w:val="0"/>
+        <w:rPr>
+          <w:iCs/>
+          <w:lang w:eastAsia="ru-RU"/>
+        </w:rPr>
+      </w:pPr>
+      <w:r>
+        <w:rPr>
+          <w:iCs/>
+          <w:lang w:eastAsia="ru-RU"/>
+        </w:rPr>
+        <w:t xml:space="preserve">предпроектное обследование предметной области; </w:t>
+      </w:r>
+    </w:p>
+    <w:p>
+      <w:pPr>
+        <w:numPr>
+          <w:ilvl w:val="0"/>
+          <w:numId w:val="7"/>
+        </w:numPr>
+        <w:suppressAutoHyphens w:val="0"/>
+        <w:rPr>
+          <w:iCs/>
+          <w:lang w:eastAsia="ru-RU"/>
+        </w:rPr>
+      </w:pPr>
+      <w:r>
+        <w:rPr>
+          <w:iCs/>
+          <w:lang w:eastAsia="ru-RU"/>
+        </w:rPr>
+        <w:t xml:space="preserve">постановка задачи; </w:t>
+      </w:r>
+    </w:p>
+    <w:p>
+      <w:pPr>
+        <w:numPr>
+          <w:ilvl w:val="0"/>
+          <w:numId w:val="7"/>
+        </w:numPr>
+        <w:suppressAutoHyphens w:val="0"/>
+        <w:rPr>
+          <w:iCs/>
+          <w:lang w:eastAsia="ru-RU"/>
+        </w:rPr>
+      </w:pPr>
+      <w:r>
+        <w:rPr>
+          <w:iCs/>
+          <w:lang w:eastAsia="ru-RU"/>
+        </w:rPr>
+        <w:t xml:space="preserve">информационный анализ и моделирование данных; </w:t>
+      </w:r>
+    </w:p>
+    <w:p>
+      <w:pPr>
+        <w:numPr>
+          <w:ilvl w:val="0"/>
+          <w:numId w:val="7"/>
+        </w:numPr>
+        <w:suppressAutoHyphens w:val="0"/>
+        <w:rPr>
+          <w:iCs/>
+          <w:lang w:eastAsia="ru-RU"/>
+        </w:rPr>
+      </w:pPr>
+      <w:r>
+        <w:rPr>
+          <w:iCs/>
+          <w:lang w:eastAsia="ru-RU"/>
+        </w:rPr>
+        <w:t xml:space="preserve">разработка структуры базы данных (БД); </w:t>
+      </w:r>
+    </w:p>
+    <w:p>
+      <w:pPr>
+        <w:numPr>
+          <w:ilvl w:val="0"/>
+          <w:numId w:val="7"/>
+        </w:numPr>
+        <w:suppressAutoHyphens w:val="0"/>
+        <w:rPr>
+          <w:iCs/>
+          <w:lang w:eastAsia="ru-RU"/>
+        </w:rPr>
+      </w:pPr>
+      <w:r>
+        <w:rPr>
+          <w:iCs/>
+          <w:lang w:eastAsia="ru-RU"/>
+        </w:rPr>
+        <w:t xml:space="preserve">проектирование экранных форм ввода и редактирования БД; </w:t>
+      </w:r>
+    </w:p>
+    <w:p>
+      <w:pPr>
+        <w:numPr>
+          <w:ilvl w:val="0"/>
+          <w:numId w:val="7"/>
+        </w:numPr>
+        <w:suppressAutoHyphens w:val="0"/>
+        <w:rPr>
+          <w:iCs/>
+          <w:lang w:eastAsia="ru-RU"/>
+        </w:rPr>
+      </w:pPr>
+      <w:r>
+        <w:rPr>
+          <w:iCs/>
+          <w:lang w:eastAsia="ru-RU"/>
+        </w:rPr>
+        <w:t xml:space="preserve">разработка алгоритмов решения задачи и запросов к БД; </w:t>
+      </w:r>
+    </w:p>
+    <w:p>
+      <w:pPr>
+        <w:numPr>
+          <w:ilvl w:val="0"/>
+          <w:numId w:val="7"/>
+        </w:numPr>
+        <w:suppressAutoHyphens w:val="0"/>
+        <w:rPr>
+          <w:iCs/>
+          <w:lang w:eastAsia="ru-RU"/>
+        </w:rPr>
+      </w:pPr>
+      <w:r>
+        <w:rPr>
+          <w:iCs/>
+          <w:lang w:eastAsia="ru-RU"/>
+        </w:rPr>
+        <w:t xml:space="preserve">проектирование отчетных форм. </w:t>
+      </w:r>
+    </w:p>
+    <w:p>
+      <w:pPr>
+        <w:suppressAutoHyphens w:val="0"/>
+        <w:ind w:firstLine="540"/>
+        <w:rPr>
+          <w:iCs/>
+          <w:lang w:eastAsia="ru-RU"/>
+        </w:rPr>
+      </w:pPr>
+      <w:r>
+        <w:rPr>
+          <w:iCs/>
+          <w:lang w:eastAsia="ru-RU"/>
+        </w:rPr>
+        <w:t>В ходе выполнения курсовой работы должны быть разработаны:</w:t>
+      </w:r>
+    </w:p>
+    <w:p>
+      <w:pPr>
+        <w:numPr>
+          <w:ilvl w:val="0"/>
+          <w:numId w:val="8"/>
+        </w:numPr>
+        <w:suppressAutoHyphens w:val="0"/>
+        <w:rPr>
+          <w:iCs/>
+          <w:lang w:eastAsia="ru-RU"/>
+        </w:rPr>
+      </w:pPr>
+      <w:r>
+        <w:rPr>
+          <w:iCs/>
+          <w:lang w:eastAsia="ru-RU"/>
+        </w:rPr>
+        <w:t xml:space="preserve">информационно-логическая модель предметной области; </w:t>
+      </w:r>
+    </w:p>
+    <w:p>
+      <w:pPr>
+        <w:numPr>
+          <w:ilvl w:val="0"/>
+          <w:numId w:val="8"/>
+        </w:numPr>
+        <w:suppressAutoHyphens w:val="0"/>
+        <w:rPr>
+          <w:iCs/>
+          <w:lang w:eastAsia="ru-RU"/>
+        </w:rPr>
+      </w:pPr>
+      <w:r>
+        <w:rPr>
+          <w:iCs/>
+          <w:lang w:eastAsia="ru-RU"/>
+        </w:rPr>
+        <w:t xml:space="preserve">логическая модель БД; </w:t>
+      </w:r>
+      <w:r>
+        <w:rPr>
+          <w:iCs/>
+          <w:lang w:eastAsia="ru-RU"/>
+        </w:rPr>
+        <w:br/>
+        <w:t xml:space="preserve">экранные формы ввода и редактирования БД; </w:t>
+      </w:r>
+    </w:p>
+    <w:p>
+      <w:pPr>
+        <w:numPr>
+          <w:ilvl w:val="0"/>
+          <w:numId w:val="8"/>
+        </w:numPr>
+        <w:suppressAutoHyphens w:val="0"/>
+        <w:rPr>
+          <w:iCs/>
+          <w:lang w:eastAsia="ru-RU"/>
+        </w:rPr>
+      </w:pPr>
+      <w:r>
+        <w:rPr>
+          <w:iCs/>
+          <w:lang w:eastAsia="ru-RU"/>
+        </w:rPr>
+        <w:t xml:space="preserve">алгоритмы решения задачи и запросы к БД; </w:t>
+      </w:r>
+    </w:p>
+    <w:p>
+      <w:pPr>
+        <w:numPr>
+          <w:ilvl w:val="0"/>
+          <w:numId w:val="8"/>
+        </w:numPr>
+        <w:suppressAutoHyphens w:val="0"/>
+        <w:rPr>
+          <w:iCs/>
+          <w:lang w:eastAsia="ru-RU"/>
+        </w:rPr>
+      </w:pPr>
+      <w:r>
+        <w:rPr>
+          <w:iCs/>
+          <w:lang w:eastAsia="ru-RU"/>
+        </w:rPr>
+        <w:t xml:space="preserve">результаты решения задачи в виде отчетов, выданных СУБД; </w:t>
+      </w:r>
+    </w:p>
+    <w:p>
+      <w:pPr>
+        <w:numPr>
+          <w:ilvl w:val="0"/>
+          <w:numId w:val="8"/>
+        </w:numPr>
+        <w:suppressAutoHyphens w:val="0"/>
+        <w:rPr>
+          <w:iCs/>
+          <w:lang w:eastAsia="ru-RU"/>
+        </w:rPr>
+      </w:pPr>
+      <w:r>
+        <w:rPr>
+          <w:iCs/>
+          <w:lang w:eastAsia="ru-RU"/>
+        </w:rPr>
+        <w:t xml:space="preserve">главная кнопочная форма; </w:t>
+      </w:r>
+    </w:p>
+    <w:p>
+      <w:pPr>
+        <w:numPr>
+          <w:ilvl w:val="0"/>
+          <w:numId w:val="8"/>
+        </w:numPr>
+        <w:suppressAutoHyphens w:val="0"/>
+        <w:rPr>
+          <w:iCs/>
+          <w:lang w:eastAsia="ru-RU"/>
+        </w:rPr>
+      </w:pPr>
+      <w:r>
+        <w:rPr>
+          <w:iCs/>
+          <w:lang w:eastAsia="ru-RU"/>
+        </w:rPr>
+        <w:t>инструкция для пользователя по работе с БД.</w:t>
+      </w:r>
+    </w:p>
+    <w:p>
+      <w:pPr>
+        <w:suppressAutoHyphens w:val="0"/>
+        <w:ind w:firstLine="540"/>
+        <w:rPr>
+          <w:iCs/>
+          <w:lang w:eastAsia="ru-RU"/>
+        </w:rPr>
+      </w:pPr>
+      <w:r>
+        <w:rPr>
+          <w:iCs/>
+          <w:lang w:eastAsia="ru-RU"/>
+        </w:rPr>
+        <w:t>В Главной кнопочной форме в общем случае должны отражаться следующие пункты: ввод и редактирование данных; вывод запросов и отчетов на экран и печать; выход из приложения.</w:t>
+      </w:r>
+    </w:p>
+    <w:p>
+      <w:pPr>
+        <w:suppressAutoHyphens w:val="0"/>
+        <w:ind w:firstLine="540"/>
+        <w:rPr>
+          <w:iCs/>
+          <w:lang w:eastAsia="ru-RU"/>
+        </w:rPr>
+      </w:pPr>
+      <w:r>
+        <w:rPr>
+          <w:iCs/>
+          <w:lang w:eastAsia="ru-RU"/>
+        </w:rPr>
+        <w:t>Защита курсовой работы осуществляется в соответствии с Положением о защите курсовой работы.</w:t>
+      </w:r>
+    </w:p>
+    <w:p>
+      <w:pPr>
+        <w:suppressAutoHyphens w:val="0"/>
+        <w:ind w:firstLine="540"/>
+        <w:rPr>
+          <w:iCs/>
+          <w:lang w:eastAsia="ru-RU"/>
+        </w:rPr>
+      </w:pPr>
+      <w:r>
+        <w:rPr>
+          <w:iCs/>
+          <w:lang w:eastAsia="ru-RU"/>
+        </w:rPr>
+        <w:t xml:space="preserve">Результаты выполнения курсовой работы оформляются в виде пояснительной записки, в которой должны быть отражены результаты работы, проделанной на каждом этапе разработки приложения. </w:t>
+      </w:r>
+    </w:p>
+    <w:p>
+      <w:pPr>
+        <w:suppressAutoHyphens w:val="0"/>
+        <w:ind w:firstLine="540"/>
+        <w:rPr>
+          <w:iCs/>
+          <w:lang w:eastAsia="ru-RU"/>
+        </w:rPr>
+      </w:pPr>
+      <w:r>
+        <w:rPr>
+          <w:iCs/>
+          <w:lang w:eastAsia="ru-RU"/>
+        </w:rPr>
+        <w:t>Файлы с приложением СУБД Access и отчетом по курсовой работе, составленным в текстовом редакторе Word, перенесенные  на электронный носитель должны быть переданы на кафедру.</w:t>
+      </w:r>
+    </w:p>
+    <w:p>
+      <w:pPr>
+        <w:suppressAutoHyphens w:val="0"/>
+        <w:ind w:firstLine="540"/>
+        <w:rPr>
+          <w:iCs/>
+          <w:lang w:eastAsia="ru-RU"/>
+        </w:rPr>
+      </w:pPr>
+    </w:p>
+    <w:p>
+      <w:pPr>
+        <w:suppressAutoHyphens w:val="0"/>
+        <w:ind w:firstLine="540"/>
         <w:jc w:val="center"/>
         <w:rPr>
           <w:i/>
@@ -222,6 +622,7 @@
         <w:jc w:val="both"/>
       </w:pPr>
       <w:r>
+        <w:lastRenderedPageBreak/>
         <w:t xml:space="preserve">Разработка запросов к БД. Запросов должно быть разработано не менее одного на каждый из перечисленных ниже типов: выборки (простой, с параметром, перекрестный) и действия (на удаление, добавление, обновление и создание таблиц). </w:t>
       </w:r>
     </w:p>
@@ -600,7 +1001,6 @@
         <w:rPr>
           <w:color w:val="000000"/>
         </w:rPr>
-        <w:lastRenderedPageBreak/>
         <w:t xml:space="preserve">Создание БД на компьютере: </w:t>
       </w:r>
     </w:p>
@@ -952,6 +1352,7 @@
           <w:color w:val="000000"/>
           <w:lang w:eastAsia="ru-RU"/>
         </w:rPr>
+        <w:lastRenderedPageBreak/>
         <w:t>База данных агентство по оказанию PR-услуг.</w:t>
       </w:r>
     </w:p>
@@ -1620,487 +2021,487 @@
           <w:color w:val="000000"/>
           <w:lang w:eastAsia="ru-RU"/>
         </w:rPr>
+        <w:t>База данных рекламного агентства.</w:t>
+      </w:r>
+    </w:p>
+    <w:p>
+      <w:pPr>
+        <w:numPr>
+          <w:ilvl w:val="0"/>
+          <w:numId w:val="6"/>
+        </w:numPr>
+        <w:suppressAutoHyphens w:val="0"/>
+        <w:jc w:val="both"/>
+        <w:rPr>
+          <w:color w:val="000000"/>
+          <w:lang w:eastAsia="ru-RU"/>
+        </w:rPr>
+      </w:pPr>
+      <w:r>
+        <w:rPr>
+          <w:color w:val="000000"/>
+          <w:lang w:eastAsia="ru-RU"/>
+        </w:rPr>
+        <w:t>База данных салона красоты.</w:t>
+      </w:r>
+    </w:p>
+    <w:p>
+      <w:pPr>
+        <w:numPr>
+          <w:ilvl w:val="0"/>
+          <w:numId w:val="6"/>
+        </w:numPr>
+        <w:suppressAutoHyphens w:val="0"/>
+        <w:jc w:val="both"/>
+        <w:rPr>
+          <w:color w:val="000000"/>
+          <w:lang w:eastAsia="ru-RU"/>
+        </w:rPr>
+      </w:pPr>
+      <w:r>
+        <w:rPr>
+          <w:color w:val="000000"/>
+          <w:lang w:eastAsia="ru-RU"/>
+        </w:rPr>
+        <w:t>База данных салона мод.</w:t>
+      </w:r>
+    </w:p>
+    <w:p>
+      <w:pPr>
+        <w:numPr>
+          <w:ilvl w:val="0"/>
+          <w:numId w:val="6"/>
+        </w:numPr>
+        <w:suppressAutoHyphens w:val="0"/>
+        <w:jc w:val="both"/>
+        <w:rPr>
+          <w:color w:val="000000"/>
+          <w:lang w:eastAsia="ru-RU"/>
+        </w:rPr>
+      </w:pPr>
+      <w:r>
+        <w:rPr>
+          <w:color w:val="000000"/>
+          <w:lang w:eastAsia="ru-RU"/>
+        </w:rPr>
+        <w:t>База данных сервисного центра.</w:t>
+      </w:r>
+    </w:p>
+    <w:p>
+      <w:pPr>
+        <w:numPr>
+          <w:ilvl w:val="0"/>
+          <w:numId w:val="6"/>
+        </w:numPr>
+        <w:suppressAutoHyphens w:val="0"/>
+        <w:jc w:val="both"/>
+        <w:rPr>
+          <w:color w:val="000000"/>
+          <w:lang w:eastAsia="ru-RU"/>
+        </w:rPr>
+      </w:pPr>
+      <w:r>
+        <w:rPr>
+          <w:color w:val="000000"/>
+          <w:lang w:eastAsia="ru-RU"/>
+        </w:rPr>
+        <w:t>База данных сети аптек.</w:t>
+      </w:r>
+    </w:p>
+    <w:p>
+      <w:pPr>
+        <w:numPr>
+          <w:ilvl w:val="0"/>
+          <w:numId w:val="6"/>
+        </w:numPr>
+        <w:suppressAutoHyphens w:val="0"/>
+        <w:jc w:val="both"/>
+        <w:rPr>
+          <w:color w:val="000000"/>
+          <w:lang w:eastAsia="ru-RU"/>
+        </w:rPr>
+      </w:pPr>
+      <w:r>
+        <w:rPr>
+          <w:color w:val="000000"/>
+          <w:lang w:eastAsia="ru-RU"/>
+        </w:rPr>
+        <w:t>База данных спортивно-оздоровительного комплекса.</w:t>
+      </w:r>
+    </w:p>
+    <w:p>
+      <w:pPr>
+        <w:numPr>
+          <w:ilvl w:val="0"/>
+          <w:numId w:val="6"/>
+        </w:numPr>
+        <w:suppressAutoHyphens w:val="0"/>
+        <w:jc w:val="both"/>
+        <w:rPr>
+          <w:color w:val="000000"/>
+          <w:highlight w:val="yellow"/>
+          <w:lang w:eastAsia="ru-RU"/>
+        </w:rPr>
+      </w:pPr>
+      <w:r>
+        <w:rPr>
+          <w:color w:val="000000"/>
+          <w:highlight w:val="yellow"/>
+          <w:lang w:eastAsia="ru-RU"/>
+        </w:rPr>
+        <w:t>База данных старосты студенческой группы.</w:t>
+      </w:r>
+    </w:p>
+    <w:p>
+      <w:pPr>
+        <w:numPr>
+          <w:ilvl w:val="0"/>
+          <w:numId w:val="6"/>
+        </w:numPr>
+        <w:suppressAutoHyphens w:val="0"/>
+        <w:jc w:val="both"/>
+        <w:rPr>
+          <w:color w:val="000000"/>
+          <w:lang w:eastAsia="ru-RU"/>
+        </w:rPr>
+      </w:pPr>
+      <w:r>
+        <w:rPr>
+          <w:color w:val="000000"/>
+          <w:lang w:eastAsia="ru-RU"/>
+        </w:rPr>
+        <w:t xml:space="preserve">База данных студии </w:t>
+      </w:r>
+      <w:proofErr w:type="spellStart"/>
+      <w:r>
+        <w:rPr>
+          <w:color w:val="000000"/>
+          <w:lang w:eastAsia="ru-RU"/>
+        </w:rPr>
+        <w:t>web</w:t>
+      </w:r>
+      <w:proofErr w:type="spellEnd"/>
+      <w:r>
+        <w:rPr>
+          <w:color w:val="000000"/>
+          <w:lang w:eastAsia="ru-RU"/>
+        </w:rPr>
+        <w:t>-дизайна.</w:t>
+      </w:r>
+    </w:p>
+    <w:p>
+      <w:pPr>
+        <w:numPr>
+          <w:ilvl w:val="0"/>
+          <w:numId w:val="6"/>
+        </w:numPr>
+        <w:suppressAutoHyphens w:val="0"/>
+        <w:jc w:val="both"/>
+        <w:rPr>
+          <w:color w:val="000000"/>
+          <w:lang w:eastAsia="ru-RU"/>
+        </w:rPr>
+      </w:pPr>
+      <w:r>
+        <w:rPr>
+          <w:color w:val="000000"/>
+          <w:lang w:eastAsia="ru-RU"/>
+        </w:rPr>
+        <w:t>База данных студии визажа.</w:t>
+      </w:r>
+    </w:p>
+    <w:p>
+      <w:pPr>
+        <w:numPr>
+          <w:ilvl w:val="0"/>
+          <w:numId w:val="6"/>
+        </w:numPr>
+        <w:suppressAutoHyphens w:val="0"/>
+        <w:jc w:val="both"/>
+        <w:rPr>
+          <w:color w:val="000000"/>
+          <w:lang w:eastAsia="ru-RU"/>
+        </w:rPr>
+      </w:pPr>
+      <w:r>
+        <w:rPr>
+          <w:color w:val="000000"/>
+          <w:lang w:eastAsia="ru-RU"/>
+        </w:rPr>
+        <w:t>База данных театра.</w:t>
+      </w:r>
+    </w:p>
+    <w:p>
+      <w:pPr>
+        <w:numPr>
+          <w:ilvl w:val="0"/>
+          <w:numId w:val="6"/>
+        </w:numPr>
+        <w:suppressAutoHyphens w:val="0"/>
+        <w:jc w:val="both"/>
+        <w:rPr>
+          <w:color w:val="000000"/>
+          <w:lang w:eastAsia="ru-RU"/>
+        </w:rPr>
+      </w:pPr>
+      <w:r>
+        <w:rPr>
+          <w:color w:val="000000"/>
+          <w:lang w:eastAsia="ru-RU"/>
+        </w:rPr>
+        <w:t>База данных турфирмы.</w:t>
+      </w:r>
+    </w:p>
+    <w:p>
+      <w:pPr>
+        <w:numPr>
+          <w:ilvl w:val="0"/>
+          <w:numId w:val="6"/>
+        </w:numPr>
+        <w:suppressAutoHyphens w:val="0"/>
+        <w:jc w:val="both"/>
+        <w:rPr>
+          <w:color w:val="000000"/>
+          <w:lang w:eastAsia="ru-RU"/>
+        </w:rPr>
+      </w:pPr>
+      <w:r>
+        <w:rPr>
+          <w:color w:val="000000"/>
+          <w:lang w:eastAsia="ru-RU"/>
+        </w:rPr>
+        <w:t>База данных уголовного дела.</w:t>
+      </w:r>
+    </w:p>
+    <w:p>
+      <w:pPr>
+        <w:numPr>
+          <w:ilvl w:val="0"/>
+          <w:numId w:val="6"/>
+        </w:numPr>
+        <w:suppressAutoHyphens w:val="0"/>
+        <w:jc w:val="both"/>
+        <w:rPr>
+          <w:color w:val="000000"/>
+          <w:lang w:eastAsia="ru-RU"/>
+        </w:rPr>
+      </w:pPr>
+      <w:r>
+        <w:rPr>
+          <w:color w:val="000000"/>
+          <w:lang w:eastAsia="ru-RU"/>
+        </w:rPr>
+        <w:t>База данных фотостудии.</w:t>
+      </w:r>
+    </w:p>
+    <w:p>
+      <w:pPr>
+        <w:numPr>
+          <w:ilvl w:val="0"/>
+          <w:numId w:val="6"/>
+        </w:numPr>
+        <w:suppressAutoHyphens w:val="0"/>
+        <w:jc w:val="both"/>
+        <w:rPr>
+          <w:color w:val="000000"/>
+          <w:lang w:eastAsia="ru-RU"/>
+        </w:rPr>
+      </w:pPr>
+      <w:r>
+        <w:rPr>
+          <w:color w:val="000000"/>
+          <w:lang w:eastAsia="ru-RU"/>
+        </w:rPr>
+        <w:t>База данных частной медицинской фирмы.</w:t>
+      </w:r>
+    </w:p>
+    <w:p>
+      <w:pPr>
+        <w:numPr>
+          <w:ilvl w:val="0"/>
+          <w:numId w:val="6"/>
+        </w:numPr>
+        <w:suppressAutoHyphens w:val="0"/>
+        <w:jc w:val="both"/>
+        <w:rPr>
+          <w:color w:val="000000"/>
+          <w:lang w:eastAsia="ru-RU"/>
+        </w:rPr>
+      </w:pPr>
+      <w:r>
+        <w:rPr>
+          <w:color w:val="000000"/>
+          <w:lang w:eastAsia="ru-RU"/>
+        </w:rPr>
+        <w:t>Информационная система арбитражного суда.</w:t>
+      </w:r>
+    </w:p>
+    <w:p>
+      <w:pPr>
+        <w:numPr>
+          <w:ilvl w:val="0"/>
+          <w:numId w:val="6"/>
+        </w:numPr>
+        <w:suppressAutoHyphens w:val="0"/>
+        <w:jc w:val="both"/>
+        <w:rPr>
+          <w:color w:val="000000"/>
+          <w:lang w:eastAsia="ru-RU"/>
+        </w:rPr>
+      </w:pPr>
+      <w:r>
+        <w:rPr>
+          <w:color w:val="000000"/>
+          <w:lang w:eastAsia="ru-RU"/>
+        </w:rPr>
+        <w:t>Информационная система бюро переводов.</w:t>
+      </w:r>
+    </w:p>
+    <w:p>
+      <w:pPr>
+        <w:numPr>
+          <w:ilvl w:val="0"/>
+          <w:numId w:val="6"/>
+        </w:numPr>
+        <w:suppressAutoHyphens w:val="0"/>
+        <w:jc w:val="both"/>
+        <w:rPr>
+          <w:color w:val="000000"/>
+          <w:lang w:eastAsia="ru-RU"/>
+        </w:rPr>
+      </w:pPr>
+      <w:r>
+        <w:rPr>
+          <w:color w:val="000000"/>
+          <w:lang w:eastAsia="ru-RU"/>
+        </w:rPr>
+        <w:t>Информационная система детского дошкольного учреждения.</w:t>
+      </w:r>
+    </w:p>
+    <w:p>
+      <w:pPr>
+        <w:numPr>
+          <w:ilvl w:val="0"/>
+          <w:numId w:val="6"/>
+        </w:numPr>
+        <w:suppressAutoHyphens w:val="0"/>
+        <w:jc w:val="both"/>
+        <w:rPr>
+          <w:color w:val="000000"/>
+          <w:lang w:eastAsia="ru-RU"/>
+        </w:rPr>
+      </w:pPr>
+      <w:r>
+        <w:rPr>
+          <w:color w:val="000000"/>
+          <w:lang w:eastAsia="ru-RU"/>
+        </w:rPr>
+        <w:t xml:space="preserve">Информационная система кассира банка. </w:t>
+      </w:r>
+    </w:p>
+    <w:p>
+      <w:pPr>
+        <w:numPr>
+          <w:ilvl w:val="0"/>
+          <w:numId w:val="6"/>
+        </w:numPr>
+        <w:suppressAutoHyphens w:val="0"/>
+        <w:jc w:val="both"/>
+        <w:rPr>
+          <w:color w:val="000000"/>
+          <w:lang w:eastAsia="ru-RU"/>
+        </w:rPr>
+      </w:pPr>
+      <w:r>
+        <w:rPr>
+          <w:color w:val="000000"/>
+          <w:lang w:eastAsia="ru-RU"/>
+        </w:rPr>
+        <w:t>Информационная система неформального молодежного объединения.</w:t>
+      </w:r>
+    </w:p>
+    <w:p>
+      <w:pPr>
+        <w:numPr>
+          <w:ilvl w:val="0"/>
+          <w:numId w:val="6"/>
+        </w:numPr>
+        <w:suppressAutoHyphens w:val="0"/>
+        <w:jc w:val="both"/>
+        <w:rPr>
+          <w:color w:val="000000"/>
+          <w:lang w:eastAsia="ru-RU"/>
+        </w:rPr>
+      </w:pPr>
+      <w:r>
+        <w:rPr>
+          <w:color w:val="000000"/>
+          <w:lang w:eastAsia="ru-RU"/>
+        </w:rPr>
+        <w:t>Информационная система ночного клуба.</w:t>
+      </w:r>
+    </w:p>
+    <w:p>
+      <w:pPr>
+        <w:numPr>
+          <w:ilvl w:val="0"/>
+          <w:numId w:val="6"/>
+        </w:numPr>
+        <w:suppressAutoHyphens w:val="0"/>
+        <w:jc w:val="both"/>
+        <w:rPr>
+          <w:color w:val="000000"/>
+          <w:lang w:eastAsia="ru-RU"/>
+        </w:rPr>
+      </w:pPr>
+      <w:r>
+        <w:rPr>
+          <w:color w:val="000000"/>
+          <w:lang w:eastAsia="ru-RU"/>
+        </w:rPr>
+        <w:t>Информационная система радиостанции.</w:t>
+      </w:r>
+    </w:p>
+    <w:p>
+      <w:pPr>
+        <w:numPr>
+          <w:ilvl w:val="0"/>
+          <w:numId w:val="6"/>
+        </w:numPr>
+        <w:suppressAutoHyphens w:val="0"/>
+        <w:jc w:val="both"/>
+        <w:rPr>
+          <w:color w:val="000000"/>
+          <w:lang w:eastAsia="ru-RU"/>
+        </w:rPr>
+      </w:pPr>
+      <w:r>
+        <w:rPr>
+          <w:color w:val="000000"/>
+          <w:lang w:eastAsia="ru-RU"/>
+        </w:rPr>
+        <w:t>Информационная система рекламного агентства.</w:t>
+      </w:r>
+    </w:p>
+    <w:p>
+      <w:pPr>
+        <w:numPr>
+          <w:ilvl w:val="0"/>
+          <w:numId w:val="6"/>
+        </w:numPr>
+        <w:suppressAutoHyphens w:val="0"/>
+        <w:jc w:val="both"/>
+        <w:rPr>
+          <w:color w:val="000000"/>
+          <w:lang w:eastAsia="ru-RU"/>
+        </w:rPr>
+      </w:pPr>
+      <w:r>
+        <w:rPr>
+          <w:color w:val="000000"/>
+          <w:lang w:eastAsia="ru-RU"/>
+        </w:rPr>
         <w:lastRenderedPageBreak/>
-        <w:t>База данных рекламного агентства.</w:t>
-      </w:r>
-    </w:p>
-    <w:p>
-      <w:pPr>
-        <w:numPr>
-          <w:ilvl w:val="0"/>
-          <w:numId w:val="6"/>
-        </w:numPr>
-        <w:suppressAutoHyphens w:val="0"/>
-        <w:jc w:val="both"/>
-        <w:rPr>
-          <w:color w:val="000000"/>
-          <w:lang w:eastAsia="ru-RU"/>
-        </w:rPr>
-      </w:pPr>
-      <w:r>
-        <w:rPr>
-          <w:color w:val="000000"/>
-          <w:lang w:eastAsia="ru-RU"/>
-        </w:rPr>
-        <w:t>База данных салона красоты.</w:t>
-      </w:r>
-    </w:p>
-    <w:p>
-      <w:pPr>
-        <w:numPr>
-          <w:ilvl w:val="0"/>
-          <w:numId w:val="6"/>
-        </w:numPr>
-        <w:suppressAutoHyphens w:val="0"/>
-        <w:jc w:val="both"/>
-        <w:rPr>
-          <w:color w:val="000000"/>
-          <w:lang w:eastAsia="ru-RU"/>
-        </w:rPr>
-      </w:pPr>
-      <w:r>
-        <w:rPr>
-          <w:color w:val="000000"/>
-          <w:lang w:eastAsia="ru-RU"/>
-        </w:rPr>
-        <w:t>База данных салона мод.</w:t>
-      </w:r>
-    </w:p>
-    <w:p>
-      <w:pPr>
-        <w:numPr>
-          <w:ilvl w:val="0"/>
-          <w:numId w:val="6"/>
-        </w:numPr>
-        <w:suppressAutoHyphens w:val="0"/>
-        <w:jc w:val="both"/>
-        <w:rPr>
-          <w:color w:val="000000"/>
-          <w:lang w:eastAsia="ru-RU"/>
-        </w:rPr>
-      </w:pPr>
-      <w:r>
-        <w:rPr>
-          <w:color w:val="000000"/>
-          <w:lang w:eastAsia="ru-RU"/>
-        </w:rPr>
-        <w:t>База данных сервисного центра.</w:t>
-      </w:r>
-    </w:p>
-    <w:p>
-      <w:pPr>
-        <w:numPr>
-          <w:ilvl w:val="0"/>
-          <w:numId w:val="6"/>
-        </w:numPr>
-        <w:suppressAutoHyphens w:val="0"/>
-        <w:jc w:val="both"/>
-        <w:rPr>
-          <w:color w:val="000000"/>
-          <w:lang w:eastAsia="ru-RU"/>
-        </w:rPr>
-      </w:pPr>
-      <w:r>
-        <w:rPr>
-          <w:color w:val="000000"/>
-          <w:lang w:eastAsia="ru-RU"/>
-        </w:rPr>
-        <w:t>База данных сети аптек.</w:t>
-      </w:r>
-    </w:p>
-    <w:p>
-      <w:pPr>
-        <w:numPr>
-          <w:ilvl w:val="0"/>
-          <w:numId w:val="6"/>
-        </w:numPr>
-        <w:suppressAutoHyphens w:val="0"/>
-        <w:jc w:val="both"/>
-        <w:rPr>
-          <w:color w:val="000000"/>
-          <w:lang w:eastAsia="ru-RU"/>
-        </w:rPr>
-      </w:pPr>
-      <w:r>
-        <w:rPr>
-          <w:color w:val="000000"/>
-          <w:lang w:eastAsia="ru-RU"/>
-        </w:rPr>
-        <w:t>База данных спортивно-оздоровительного комплекса.</w:t>
-      </w:r>
-    </w:p>
-    <w:p>
-      <w:pPr>
-        <w:numPr>
-          <w:ilvl w:val="0"/>
-          <w:numId w:val="6"/>
-        </w:numPr>
-        <w:suppressAutoHyphens w:val="0"/>
-        <w:jc w:val="both"/>
-        <w:rPr>
-          <w:color w:val="000000"/>
-          <w:highlight w:val="yellow"/>
-          <w:lang w:eastAsia="ru-RU"/>
-        </w:rPr>
-      </w:pPr>
-      <w:r>
-        <w:rPr>
-          <w:color w:val="000000"/>
-          <w:highlight w:val="yellow"/>
-          <w:lang w:eastAsia="ru-RU"/>
-        </w:rPr>
-        <w:t>База данных старосты студенческой группы.</w:t>
-      </w:r>
-    </w:p>
-    <w:p>
-      <w:pPr>
-        <w:numPr>
-          <w:ilvl w:val="0"/>
-          <w:numId w:val="6"/>
-        </w:numPr>
-        <w:suppressAutoHyphens w:val="0"/>
-        <w:jc w:val="both"/>
-        <w:rPr>
-          <w:color w:val="000000"/>
-          <w:lang w:eastAsia="ru-RU"/>
-        </w:rPr>
-      </w:pPr>
-      <w:r>
-        <w:rPr>
-          <w:color w:val="000000"/>
-          <w:lang w:eastAsia="ru-RU"/>
-        </w:rPr>
-        <w:t xml:space="preserve">База данных студии </w:t>
-      </w:r>
-      <w:proofErr w:type="spellStart"/>
-      <w:r>
-        <w:rPr>
-          <w:color w:val="000000"/>
-          <w:lang w:eastAsia="ru-RU"/>
-        </w:rPr>
-        <w:t>web</w:t>
-      </w:r>
-      <w:proofErr w:type="spellEnd"/>
-      <w:r>
-        <w:rPr>
-          <w:color w:val="000000"/>
-          <w:lang w:eastAsia="ru-RU"/>
-        </w:rPr>
-        <w:t>-дизайна.</w:t>
-      </w:r>
-    </w:p>
-    <w:p>
-      <w:pPr>
-        <w:numPr>
-          <w:ilvl w:val="0"/>
-          <w:numId w:val="6"/>
-        </w:numPr>
-        <w:suppressAutoHyphens w:val="0"/>
-        <w:jc w:val="both"/>
-        <w:rPr>
-          <w:color w:val="000000"/>
-          <w:lang w:eastAsia="ru-RU"/>
-        </w:rPr>
-      </w:pPr>
-      <w:r>
-        <w:rPr>
-          <w:color w:val="000000"/>
-          <w:lang w:eastAsia="ru-RU"/>
-        </w:rPr>
-        <w:t>База данных студии визажа.</w:t>
-      </w:r>
-    </w:p>
-    <w:p>
-      <w:pPr>
-        <w:numPr>
-          <w:ilvl w:val="0"/>
-          <w:numId w:val="6"/>
-        </w:numPr>
-        <w:suppressAutoHyphens w:val="0"/>
-        <w:jc w:val="both"/>
-        <w:rPr>
-          <w:color w:val="000000"/>
-          <w:lang w:eastAsia="ru-RU"/>
-        </w:rPr>
-      </w:pPr>
-      <w:r>
-        <w:rPr>
-          <w:color w:val="000000"/>
-          <w:lang w:eastAsia="ru-RU"/>
-        </w:rPr>
-        <w:t>База данных театра.</w:t>
-      </w:r>
-    </w:p>
-    <w:p>
-      <w:pPr>
-        <w:numPr>
-          <w:ilvl w:val="0"/>
-          <w:numId w:val="6"/>
-        </w:numPr>
-        <w:suppressAutoHyphens w:val="0"/>
-        <w:jc w:val="both"/>
-        <w:rPr>
-          <w:color w:val="000000"/>
-          <w:lang w:eastAsia="ru-RU"/>
-        </w:rPr>
-      </w:pPr>
-      <w:r>
-        <w:rPr>
-          <w:color w:val="000000"/>
-          <w:lang w:eastAsia="ru-RU"/>
-        </w:rPr>
-        <w:t>База данных турфирмы.</w:t>
-      </w:r>
-    </w:p>
-    <w:p>
-      <w:pPr>
-        <w:numPr>
-          <w:ilvl w:val="0"/>
-          <w:numId w:val="6"/>
-        </w:numPr>
-        <w:suppressAutoHyphens w:val="0"/>
-        <w:jc w:val="both"/>
-        <w:rPr>
-          <w:color w:val="000000"/>
-          <w:lang w:eastAsia="ru-RU"/>
-        </w:rPr>
-      </w:pPr>
-      <w:r>
-        <w:rPr>
-          <w:color w:val="000000"/>
-          <w:lang w:eastAsia="ru-RU"/>
-        </w:rPr>
-        <w:t>База данных уголовного дела.</w:t>
-      </w:r>
-    </w:p>
-    <w:p>
-      <w:pPr>
-        <w:numPr>
-          <w:ilvl w:val="0"/>
-          <w:numId w:val="6"/>
-        </w:numPr>
-        <w:suppressAutoHyphens w:val="0"/>
-        <w:jc w:val="both"/>
-        <w:rPr>
-          <w:color w:val="000000"/>
-          <w:lang w:eastAsia="ru-RU"/>
-        </w:rPr>
-      </w:pPr>
-      <w:r>
-        <w:rPr>
-          <w:color w:val="000000"/>
-          <w:lang w:eastAsia="ru-RU"/>
-        </w:rPr>
-        <w:t>База данных фотостудии.</w:t>
-      </w:r>
-    </w:p>
-    <w:p>
-      <w:pPr>
-        <w:numPr>
-          <w:ilvl w:val="0"/>
-          <w:numId w:val="6"/>
-        </w:numPr>
-        <w:suppressAutoHyphens w:val="0"/>
-        <w:jc w:val="both"/>
-        <w:rPr>
-          <w:color w:val="000000"/>
-          <w:lang w:eastAsia="ru-RU"/>
-        </w:rPr>
-      </w:pPr>
-      <w:r>
-        <w:rPr>
-          <w:color w:val="000000"/>
-          <w:lang w:eastAsia="ru-RU"/>
-        </w:rPr>
-        <w:t>База данных частной медицинской фирмы.</w:t>
-      </w:r>
-    </w:p>
-    <w:p>
-      <w:pPr>
-        <w:numPr>
-          <w:ilvl w:val="0"/>
-          <w:numId w:val="6"/>
-        </w:numPr>
-        <w:suppressAutoHyphens w:val="0"/>
-        <w:jc w:val="both"/>
-        <w:rPr>
-          <w:color w:val="000000"/>
-          <w:lang w:eastAsia="ru-RU"/>
-        </w:rPr>
-      </w:pPr>
-      <w:r>
-        <w:rPr>
-          <w:color w:val="000000"/>
-          <w:lang w:eastAsia="ru-RU"/>
-        </w:rPr>
-        <w:t>Информационная система арбитражного суда.</w:t>
-      </w:r>
-    </w:p>
-    <w:p>
-      <w:pPr>
-        <w:numPr>
-          <w:ilvl w:val="0"/>
-          <w:numId w:val="6"/>
-        </w:numPr>
-        <w:suppressAutoHyphens w:val="0"/>
-        <w:jc w:val="both"/>
-        <w:rPr>
-          <w:color w:val="000000"/>
-          <w:lang w:eastAsia="ru-RU"/>
-        </w:rPr>
-      </w:pPr>
-      <w:r>
-        <w:rPr>
-          <w:color w:val="000000"/>
-          <w:lang w:eastAsia="ru-RU"/>
-        </w:rPr>
-        <w:t>Информационная система бюро переводов.</w:t>
-      </w:r>
-    </w:p>
-    <w:p>
-      <w:pPr>
-        <w:numPr>
-          <w:ilvl w:val="0"/>
-          <w:numId w:val="6"/>
-        </w:numPr>
-        <w:suppressAutoHyphens w:val="0"/>
-        <w:jc w:val="both"/>
-        <w:rPr>
-          <w:color w:val="000000"/>
-          <w:lang w:eastAsia="ru-RU"/>
-        </w:rPr>
-      </w:pPr>
-      <w:r>
-        <w:rPr>
-          <w:color w:val="000000"/>
-          <w:lang w:eastAsia="ru-RU"/>
-        </w:rPr>
-        <w:t>Информационная система детского дошкольного учреждения.</w:t>
-      </w:r>
-    </w:p>
-    <w:p>
-      <w:pPr>
-        <w:numPr>
-          <w:ilvl w:val="0"/>
-          <w:numId w:val="6"/>
-        </w:numPr>
-        <w:suppressAutoHyphens w:val="0"/>
-        <w:jc w:val="both"/>
-        <w:rPr>
-          <w:color w:val="000000"/>
-          <w:lang w:eastAsia="ru-RU"/>
-        </w:rPr>
-      </w:pPr>
-      <w:r>
-        <w:rPr>
-          <w:color w:val="000000"/>
-          <w:lang w:eastAsia="ru-RU"/>
-        </w:rPr>
-        <w:t xml:space="preserve">Информационная система кассира банка. </w:t>
-      </w:r>
-    </w:p>
-    <w:p>
-      <w:pPr>
-        <w:numPr>
-          <w:ilvl w:val="0"/>
-          <w:numId w:val="6"/>
-        </w:numPr>
-        <w:suppressAutoHyphens w:val="0"/>
-        <w:jc w:val="both"/>
-        <w:rPr>
-          <w:color w:val="000000"/>
-          <w:lang w:eastAsia="ru-RU"/>
-        </w:rPr>
-      </w:pPr>
-      <w:r>
-        <w:rPr>
-          <w:color w:val="000000"/>
-          <w:lang w:eastAsia="ru-RU"/>
-        </w:rPr>
-        <w:t>Информационная система неформального молодежного объединения.</w:t>
-      </w:r>
-    </w:p>
-    <w:p>
-      <w:pPr>
-        <w:numPr>
-          <w:ilvl w:val="0"/>
-          <w:numId w:val="6"/>
-        </w:numPr>
-        <w:suppressAutoHyphens w:val="0"/>
-        <w:jc w:val="both"/>
-        <w:rPr>
-          <w:color w:val="000000"/>
-          <w:lang w:eastAsia="ru-RU"/>
-        </w:rPr>
-      </w:pPr>
-      <w:r>
-        <w:rPr>
-          <w:color w:val="000000"/>
-          <w:lang w:eastAsia="ru-RU"/>
-        </w:rPr>
-        <w:t>Информационная система ночного клуба.</w:t>
-      </w:r>
-    </w:p>
-    <w:p>
-      <w:pPr>
-        <w:numPr>
-          <w:ilvl w:val="0"/>
-          <w:numId w:val="6"/>
-        </w:numPr>
-        <w:suppressAutoHyphens w:val="0"/>
-        <w:jc w:val="both"/>
-        <w:rPr>
-          <w:color w:val="000000"/>
-          <w:lang w:eastAsia="ru-RU"/>
-        </w:rPr>
-      </w:pPr>
-      <w:r>
-        <w:rPr>
-          <w:color w:val="000000"/>
-          <w:lang w:eastAsia="ru-RU"/>
-        </w:rPr>
-        <w:t>Информационная система радиостанции.</w:t>
-      </w:r>
-    </w:p>
-    <w:p>
-      <w:pPr>
-        <w:numPr>
-          <w:ilvl w:val="0"/>
-          <w:numId w:val="6"/>
-        </w:numPr>
-        <w:suppressAutoHyphens w:val="0"/>
-        <w:jc w:val="both"/>
-        <w:rPr>
-          <w:color w:val="000000"/>
-          <w:lang w:eastAsia="ru-RU"/>
-        </w:rPr>
-      </w:pPr>
-      <w:r>
-        <w:rPr>
-          <w:color w:val="000000"/>
-          <w:lang w:eastAsia="ru-RU"/>
-        </w:rPr>
-        <w:t>Информационная система рекламного агентства.</w:t>
-      </w:r>
-    </w:p>
-    <w:p>
-      <w:pPr>
-        <w:numPr>
-          <w:ilvl w:val="0"/>
-          <w:numId w:val="6"/>
-        </w:numPr>
-        <w:suppressAutoHyphens w:val="0"/>
-        <w:jc w:val="both"/>
-        <w:rPr>
-          <w:color w:val="000000"/>
-          <w:lang w:eastAsia="ru-RU"/>
-        </w:rPr>
-      </w:pPr>
-      <w:r>
-        <w:rPr>
-          <w:color w:val="000000"/>
-          <w:lang w:eastAsia="ru-RU"/>
-        </w:rPr>
         <w:t>Информационная система ресторана.</w:t>
       </w:r>
     </w:p>
@@ -2297,6 +2698,155 @@
     </w:lvl>
   </w:abstractNum>
   <w:abstractNum w:abstractNumId="1" w15:restartNumberingAfterBreak="0">
+    <w:nsid w:val="0243776B"/>
+    <w:multiLevelType w:val="hybridMultilevel"/>
+    <w:tmpl w:val="2968DE98"/>
+    <w:lvl w:ilvl="0" w:tplc="2D1C0B46">
+      <w:start w:val="1"/>
+      <w:numFmt w:val="bullet"/>
+      <w:lvlText w:val=""/>
+      <w:lvlJc w:val="left"/>
+      <w:pPr>
+        <w:tabs>
+          <w:tab w:val="num" w:pos="720"/>
+        </w:tabs>
+        <w:ind w:left="720" w:hanging="360"/>
+      </w:pPr>
+      <w:rPr>
+        <w:rFonts w:ascii="Symbol" w:hAnsi="Symbol" w:hint="default"/>
+        <w:sz w:val="20"/>
+      </w:rPr>
+    </w:lvl>
+    <w:lvl w:ilvl="1" w:tplc="D49278B0">
+      <w:start w:val="1"/>
+      <w:numFmt w:val="bullet"/>
+      <w:lvlText w:val="o"/>
+      <w:lvlJc w:val="left"/>
+      <w:pPr>
+        <w:tabs>
+          <w:tab w:val="num" w:pos="1440"/>
+        </w:tabs>
+        <w:ind w:left="1440" w:hanging="360"/>
+      </w:pPr>
+      <w:rPr>
+        <w:rFonts w:ascii="Courier New" w:hAnsi="Courier New" w:cs="Times New Roman" w:hint="default"/>
+        <w:sz w:val="20"/>
+      </w:rPr>
+    </w:lvl>
+    <w:lvl w:ilvl="2" w:tplc="7898C4B4">
+      <w:start w:val="1"/>
+      <w:numFmt w:val="bullet"/>
+      <w:lvlText w:val=""/>
+      <w:lvlJc w:val="left"/>
+      <w:pPr>
+        <w:tabs>
+          <w:tab w:val="num" w:pos="2160"/>
+        </w:tabs>
+        <w:ind w:left="2160" w:hanging="360"/>
+      </w:pPr>
+      <w:rPr>
+        <w:rFonts w:ascii="Wingdings" w:hAnsi="Wingdings" w:hint="default"/>
+        <w:sz w:val="20"/>
+      </w:rPr>
+    </w:lvl>
+    <w:lvl w:ilvl="3" w:tplc="E9A26994">
+      <w:start w:val="1"/>
+      <w:numFmt w:val="bullet"/>
+      <w:lvlText w:val=""/>
+      <w:lvlJc w:val="left"/>
+      <w:pPr>
+        <w:tabs>
+          <w:tab w:val="num" w:pos="2880"/>
+        </w:tabs>
+        <w:ind w:left="2880" w:hanging="360"/>
+      </w:pPr>
+      <w:rPr>
+        <w:rFonts w:ascii="Wingdings" w:hAnsi="Wingdings" w:hint="default"/>
+        <w:sz w:val="20"/>
+      </w:rPr>
+    </w:lvl>
+    <w:lvl w:ilvl="4" w:tplc="C53C3E1C">
+      <w:start w:val="1"/>
+      <w:numFmt w:val="bullet"/>
+      <w:lvlText w:val=""/>
+      <w:lvlJc w:val="left"/>
+      <w:pPr>
+        <w:tabs>
+          <w:tab w:val="num" w:pos="3600"/>
+        </w:tabs>
+        <w:ind w:left="3600" w:hanging="360"/>
+      </w:pPr>
+      <w:rPr>
+        <w:rFonts w:ascii="Wingdings" w:hAnsi="Wingdings" w:hint="default"/>
+        <w:sz w:val="20"/>
+      </w:rPr>
+    </w:lvl>
+    <w:lvl w:ilvl="5" w:tplc="310AB604">
+      <w:start w:val="1"/>
+      <w:numFmt w:val="bullet"/>
+      <w:lvlText w:val=""/>
+      <w:lvlJc w:val="left"/>
+      <w:pPr>
+        <w:tabs>
+          <w:tab w:val="num" w:pos="4320"/>
+        </w:tabs>
+        <w:ind w:left="4320" w:hanging="360"/>
+      </w:pPr>
+      <w:rPr>
+        <w:rFonts w:ascii="Wingdings" w:hAnsi="Wingdings" w:hint="default"/>
+        <w:sz w:val="20"/>
+      </w:rPr>
+    </w:lvl>
+    <w:lvl w:ilvl="6" w:tplc="688C2238">
+      <w:start w:val="1"/>
+      <w:numFmt w:val="bullet"/>
+      <w:lvlText w:val=""/>
+      <w:lvlJc w:val="left"/>
+      <w:pPr>
+        <w:tabs>
+          <w:tab w:val="num" w:pos="5040"/>
+        </w:tabs>
+        <w:ind w:left="5040" w:hanging="360"/>
+      </w:pPr>
+      <w:rPr>
+        <w:rFonts w:ascii="Wingdings" w:hAnsi="Wingdings" w:hint="default"/>
+        <w:sz w:val="20"/>
+      </w:rPr>
+    </w:lvl>
+    <w:lvl w:ilvl="7" w:tplc="21BED186">
+      <w:start w:val="1"/>
+      <w:numFmt w:val="bullet"/>
+      <w:lvlText w:val=""/>
+      <w:lvlJc w:val="left"/>
+      <w:pPr>
+        <w:tabs>
+          <w:tab w:val="num" w:pos="5760"/>
+        </w:tabs>
+        <w:ind w:left="5760" w:hanging="360"/>
+      </w:pPr>
+      <w:rPr>
+        <w:rFonts w:ascii="Wingdings" w:hAnsi="Wingdings" w:hint="default"/>
+        <w:sz w:val="20"/>
+      </w:rPr>
+    </w:lvl>
+    <w:lvl w:ilvl="8" w:tplc="A710B1EC">
+      <w:start w:val="1"/>
+      <w:numFmt w:val="bullet"/>
+      <w:lvlText w:val=""/>
+      <w:lvlJc w:val="left"/>
+      <w:pPr>
+        <w:tabs>
+          <w:tab w:val="num" w:pos="6480"/>
+        </w:tabs>
+        <w:ind w:left="6480" w:hanging="360"/>
+      </w:pPr>
+      <w:rPr>
+        <w:rFonts w:ascii="Wingdings" w:hAnsi="Wingdings" w:hint="default"/>
+        <w:sz w:val="20"/>
+      </w:rPr>
+    </w:lvl>
+  </w:abstractNum>
+  <w:abstractNum w:abstractNumId="2" w15:restartNumberingAfterBreak="0">
     <w:nsid w:val="121C6AF1"/>
     <w:multiLevelType w:val="hybridMultilevel"/>
     <w:tmpl w:val="E9806D20"/>
@@ -2409,7 +2959,7 @@
       </w:pPr>
     </w:lvl>
   </w:abstractNum>
-  <w:abstractNum w:abstractNumId="2" w15:restartNumberingAfterBreak="0">
+  <w:abstractNum w:abstractNumId="3" w15:restartNumberingAfterBreak="0">
     <w:nsid w:val="19C72D1B"/>
     <w:multiLevelType w:val="multilevel"/>
     <w:tmpl w:val="0419001F"/>
@@ -2522,7 +3072,7 @@
       </w:pPr>
     </w:lvl>
   </w:abstractNum>
-  <w:abstractNum w:abstractNumId="3" w15:restartNumberingAfterBreak="0">
+  <w:abstractNum w:abstractNumId="4" w15:restartNumberingAfterBreak="0">
     <w:nsid w:val="2C8B7BDE"/>
     <w:multiLevelType w:val="hybridMultilevel"/>
     <w:tmpl w:val="9022E734"/>
@@ -2608,7 +3158,7 @@
       </w:pPr>
     </w:lvl>
   </w:abstractNum>
-  <w:abstractNum w:abstractNumId="4" w15:restartNumberingAfterBreak="0">
+  <w:abstractNum w:abstractNumId="5" w15:restartNumberingAfterBreak="0">
     <w:nsid w:val="389A2357"/>
     <w:multiLevelType w:val="multilevel"/>
     <w:tmpl w:val="0419001F"/>
@@ -2721,7 +3271,7 @@
       </w:pPr>
     </w:lvl>
   </w:abstractNum>
-  <w:abstractNum w:abstractNumId="5" w15:restartNumberingAfterBreak="0">
+  <w:abstractNum w:abstractNumId="6" w15:restartNumberingAfterBreak="0">
     <w:nsid w:val="5DFF3C5D"/>
     <w:multiLevelType w:val="multilevel"/>
     <w:tmpl w:val="EAA2ED18"/>
@@ -2858,6 +3408,155 @@
       </w:pPr>
       <w:rPr>
         <w:rFonts w:hint="default"/>
+      </w:rPr>
+    </w:lvl>
+  </w:abstractNum>
+  <w:abstractNum w:abstractNumId="7" w15:restartNumberingAfterBreak="0">
+    <w:nsid w:val="5FD81BE8"/>
+    <w:multiLevelType w:val="hybridMultilevel"/>
+    <w:tmpl w:val="B5EC8D08"/>
+    <w:lvl w:ilvl="0" w:tplc="ECF86FFC">
+      <w:start w:val="1"/>
+      <w:numFmt w:val="bullet"/>
+      <w:lvlText w:val=""/>
+      <w:lvlJc w:val="left"/>
+      <w:pPr>
+        <w:tabs>
+          <w:tab w:val="num" w:pos="720"/>
+        </w:tabs>
+        <w:ind w:left="720" w:hanging="360"/>
+      </w:pPr>
+      <w:rPr>
+        <w:rFonts w:ascii="Symbol" w:hAnsi="Symbol" w:hint="default"/>
+        <w:sz w:val="20"/>
+      </w:rPr>
+    </w:lvl>
+    <w:lvl w:ilvl="1" w:tplc="80A6EE20">
+      <w:start w:val="1"/>
+      <w:numFmt w:val="bullet"/>
+      <w:lvlText w:val="o"/>
+      <w:lvlJc w:val="left"/>
+      <w:pPr>
+        <w:tabs>
+          <w:tab w:val="num" w:pos="1440"/>
+        </w:tabs>
+        <w:ind w:left="1440" w:hanging="360"/>
+      </w:pPr>
+      <w:rPr>
+        <w:rFonts w:ascii="Courier New" w:hAnsi="Courier New" w:cs="Times New Roman" w:hint="default"/>
+        <w:sz w:val="20"/>
+      </w:rPr>
+    </w:lvl>
+    <w:lvl w:ilvl="2" w:tplc="0A9C8248">
+      <w:start w:val="1"/>
+      <w:numFmt w:val="bullet"/>
+      <w:lvlText w:val=""/>
+      <w:lvlJc w:val="left"/>
+      <w:pPr>
+        <w:tabs>
+          <w:tab w:val="num" w:pos="2160"/>
+        </w:tabs>
+        <w:ind w:left="2160" w:hanging="360"/>
+      </w:pPr>
+      <w:rPr>
+        <w:rFonts w:ascii="Wingdings" w:hAnsi="Wingdings" w:hint="default"/>
+        <w:sz w:val="20"/>
+      </w:rPr>
+    </w:lvl>
+    <w:lvl w:ilvl="3" w:tplc="75722414">
+      <w:start w:val="1"/>
+      <w:numFmt w:val="bullet"/>
+      <w:lvlText w:val=""/>
+      <w:lvlJc w:val="left"/>
+      <w:pPr>
+        <w:tabs>
+          <w:tab w:val="num" w:pos="2880"/>
+        </w:tabs>
+        <w:ind w:left="2880" w:hanging="360"/>
+      </w:pPr>
+      <w:rPr>
+        <w:rFonts w:ascii="Wingdings" w:hAnsi="Wingdings" w:hint="default"/>
+        <w:sz w:val="20"/>
+      </w:rPr>
+    </w:lvl>
+    <w:lvl w:ilvl="4" w:tplc="8CB0A35C">
+      <w:start w:val="1"/>
+      <w:numFmt w:val="bullet"/>
+      <w:lvlText w:val=""/>
+      <w:lvlJc w:val="left"/>
+      <w:pPr>
+        <w:tabs>
+          <w:tab w:val="num" w:pos="3600"/>
+        </w:tabs>
+        <w:ind w:left="3600" w:hanging="360"/>
+      </w:pPr>
+      <w:rPr>
+        <w:rFonts w:ascii="Wingdings" w:hAnsi="Wingdings" w:hint="default"/>
+        <w:sz w:val="20"/>
+      </w:rPr>
+    </w:lvl>
+    <w:lvl w:ilvl="5" w:tplc="6E44C83C">
+      <w:start w:val="1"/>
+      <w:numFmt w:val="bullet"/>
+      <w:lvlText w:val=""/>
+      <w:lvlJc w:val="left"/>
+      <w:pPr>
+        <w:tabs>
+          <w:tab w:val="num" w:pos="4320"/>
+        </w:tabs>
+        <w:ind w:left="4320" w:hanging="360"/>
+      </w:pPr>
+      <w:rPr>
+        <w:rFonts w:ascii="Wingdings" w:hAnsi="Wingdings" w:hint="default"/>
+        <w:sz w:val="20"/>
+      </w:rPr>
+    </w:lvl>
+    <w:lvl w:ilvl="6" w:tplc="2FDEB8E2">
+      <w:start w:val="1"/>
+      <w:numFmt w:val="bullet"/>
+      <w:lvlText w:val=""/>
+      <w:lvlJc w:val="left"/>
+      <w:pPr>
+        <w:tabs>
+          <w:tab w:val="num" w:pos="5040"/>
+        </w:tabs>
+        <w:ind w:left="5040" w:hanging="360"/>
+      </w:pPr>
+      <w:rPr>
+        <w:rFonts w:ascii="Wingdings" w:hAnsi="Wingdings" w:hint="default"/>
+        <w:sz w:val="20"/>
+      </w:rPr>
+    </w:lvl>
+    <w:lvl w:ilvl="7" w:tplc="4D9E257A">
+      <w:start w:val="1"/>
+      <w:numFmt w:val="bullet"/>
+      <w:lvlText w:val=""/>
+      <w:lvlJc w:val="left"/>
+      <w:pPr>
+        <w:tabs>
+          <w:tab w:val="num" w:pos="5760"/>
+        </w:tabs>
+        <w:ind w:left="5760" w:hanging="360"/>
+      </w:pPr>
+      <w:rPr>
+        <w:rFonts w:ascii="Wingdings" w:hAnsi="Wingdings" w:hint="default"/>
+        <w:sz w:val="20"/>
+      </w:rPr>
+    </w:lvl>
+    <w:lvl w:ilvl="8" w:tplc="354642B8">
+      <w:start w:val="1"/>
+      <w:numFmt w:val="bullet"/>
+      <w:lvlText w:val=""/>
+      <w:lvlJc w:val="left"/>
+      <w:pPr>
+        <w:tabs>
+          <w:tab w:val="num" w:pos="6480"/>
+        </w:tabs>
+        <w:ind w:left="6480" w:hanging="360"/>
+      </w:pPr>
+      <w:rPr>
+        <w:rFonts w:ascii="Wingdings" w:hAnsi="Wingdings" w:hint="default"/>
+        <w:sz w:val="20"/>
       </w:rPr>
     </w:lvl>
   </w:abstractNum>
@@ -2892,19 +3591,43 @@
     </w:lvlOverride>
   </w:num>
   <w:num w:numId="2" w16cid:durableId="1142960833">
-    <w:abstractNumId w:val="1"/>
+    <w:abstractNumId w:val="2"/>
   </w:num>
   <w:num w:numId="3" w16cid:durableId="134878732">
+    <w:abstractNumId w:val="5"/>
+  </w:num>
+  <w:num w:numId="4" w16cid:durableId="430052112">
+    <w:abstractNumId w:val="3"/>
+  </w:num>
+  <w:num w:numId="5" w16cid:durableId="77823421">
+    <w:abstractNumId w:val="6"/>
+  </w:num>
+  <w:num w:numId="6" w16cid:durableId="98766868">
     <w:abstractNumId w:val="4"/>
   </w:num>
-  <w:num w:numId="4" w16cid:durableId="430052112">
-    <w:abstractNumId w:val="2"/>
+  <w:num w:numId="7" w16cid:durableId="542596898">
+    <w:abstractNumId w:val="7"/>
+    <w:lvlOverride w:ilvl="0"/>
+    <w:lvlOverride w:ilvl="1"/>
+    <w:lvlOverride w:ilvl="2"/>
+    <w:lvlOverride w:ilvl="3"/>
+    <w:lvlOverride w:ilvl="4"/>
+    <w:lvlOverride w:ilvl="5"/>
+    <w:lvlOverride w:ilvl="6"/>
+    <w:lvlOverride w:ilvl="7"/>
+    <w:lvlOverride w:ilvl="8"/>
   </w:num>
-  <w:num w:numId="5" w16cid:durableId="77823421">
-    <w:abstractNumId w:val="5"/>
-  </w:num>
-  <w:num w:numId="6" w16cid:durableId="98766868">
-    <w:abstractNumId w:val="3"/>
+  <w:num w:numId="8" w16cid:durableId="2071734053">
+    <w:abstractNumId w:val="1"/>
+    <w:lvlOverride w:ilvl="0"/>
+    <w:lvlOverride w:ilvl="1"/>
+    <w:lvlOverride w:ilvl="2"/>
+    <w:lvlOverride w:ilvl="3"/>
+    <w:lvlOverride w:ilvl="4"/>
+    <w:lvlOverride w:ilvl="5"/>
+    <w:lvlOverride w:ilvl="6"/>
+    <w:lvlOverride w:ilvl="7"/>
+    <w:lvlOverride w:ilvl="8"/>
   </w:num>
 </w:numbering>
 </file>
@@ -3407,7 +4130,6 @@
   <w:style w:type="character" w:default="1" w:styleId="a0">
     <w:name w:val="Default Paragraph Font"/>
     <w:uiPriority w:val="1"/>
-    <w:semiHidden/>
     <w:unhideWhenUsed/>
   </w:style>
   <w:style w:type="table" w:default="1" w:styleId="a1">
